--- a/journal/zal_vorlage.docx
+++ b/journal/zal_vorlage.docx
@@ -9,7 +9,7 @@
       </w:pPr>
       <w:r>
         <w:rPr>
-          <w:rFonts w:ascii="Arial" w:cs="Arial" w:eastAsia="Arial" w:hAnsi="Arial"/>
+          <w:rFonts w:ascii="Inter" w:cs="Inter" w:eastAsia="Inter" w:hAnsi="Inter"/>
           <w:b/>
           <w:bCs/>
           <w:color w:val="B5292C"/>
@@ -860,61 +860,6 @@
     </w:p>
     <w:p>
       <w:pPr>
-        <w:pStyle w:val="UeberschriftOhneNummer1"/>
-      </w:pPr>
-      <w:r>
-        <w:t xml:space="preserve">Kernaussagen</w:t>
-      </w:r>
-    </w:p>
-    <w:p>
-      <w:pPr>
-        <w:pStyle w:val="Hinweis"/>
-      </w:pPr>
-      <w:r>
-        <w:t xml:space="preserve">Drei bis fünf Kernaussagen, die den wesentlichen Erkenntnisgewinn des Beitrags zusammenfassen und ohne Vorkenntnisse verständlich sind.</w:t>
-      </w:r>
-    </w:p>
-    <w:p>
-      <w:pPr>
-        <w:pStyle w:val="ListParagraph"/>
-        <w:numPr>
-          <w:ilvl w:val="0"/>
-          <w:numId w:val="2"/>
-        </w:numPr>
-        <w:spacing w:after="60" w:before="0"/>
-      </w:pPr>
-      <w:r>
-        <w:t xml:space="preserve">[Kernaussage 1]</w:t>
-      </w:r>
-    </w:p>
-    <w:p>
-      <w:pPr>
-        <w:pStyle w:val="ListParagraph"/>
-        <w:numPr>
-          <w:ilvl w:val="0"/>
-          <w:numId w:val="2"/>
-        </w:numPr>
-        <w:spacing w:after="60" w:before="0"/>
-      </w:pPr>
-      <w:r>
-        <w:t xml:space="preserve">[Kernaussage 2]</w:t>
-      </w:r>
-    </w:p>
-    <w:p>
-      <w:pPr>
-        <w:pStyle w:val="ListParagraph"/>
-        <w:numPr>
-          <w:ilvl w:val="0"/>
-          <w:numId w:val="2"/>
-        </w:numPr>
-        <w:spacing w:after="60" w:before="0"/>
-      </w:pPr>
-      <w:r>
-        <w:t xml:space="preserve">[Kernaussage 3]</w:t>
-      </w:r>
-    </w:p>
-    <w:p>
-      <w:pPr>
         <w:pStyle w:val="Feldbezeichnung"/>
       </w:pPr>
       <w:r>
@@ -990,6 +935,183 @@
               <w:bottom w:val="single" w:color="FFFFFF" w:sz="12"/>
               <w:right w:val="single" w:color="FFFFFF" w:sz="12"/>
             </w:tcBorders>
+            <w:shd w:fill="B5292C" w:color="auto" w:val="clear"/>
+            <w:tcMar>
+              <w:top w:type="dxa" w:w="110"/>
+              <w:left w:type="dxa" w:w="110"/>
+              <w:bottom w:type="dxa" w:w="110"/>
+              <w:right w:type="dxa" w:w="110"/>
+            </w:tcMar>
+          </w:tcPr>
+          <w:p>
+            <w:pPr>
+              <w:spacing w:after="0" w:before="0"/>
+              <w:jc w:val="center"/>
+            </w:pPr>
+            <w:r>
+              <w:rPr>
+                <w:rFonts w:ascii="Inter" w:cs="Inter" w:eastAsia="Inter" w:hAnsi="Inter"/>
+                <w:b/>
+                <w:bCs/>
+                <w:color w:val="FFFFFF"/>
+                <w:sz w:val="17"/>
+                <w:szCs w:val="17"/>
+              </w:rPr>
+              <w:t xml:space="preserve">Methodius-Rot (#B5292C)</w:t>
+            </w:r>
+          </w:p>
+        </w:tc>
+        <w:tc>
+          <w:tcPr>
+            <w:tcW w:type="dxa" w:w="3023"/>
+            <w:tcBorders>
+              <w:top w:val="single" w:color="FFFFFF" w:sz="12"/>
+              <w:left w:val="single" w:color="FFFFFF" w:sz="12"/>
+              <w:bottom w:val="single" w:color="FFFFFF" w:sz="12"/>
+              <w:right w:val="single" w:color="FFFFFF" w:sz="12"/>
+            </w:tcBorders>
+            <w:shd w:fill="1B2340" w:color="auto" w:val="clear"/>
+            <w:tcMar>
+              <w:top w:type="dxa" w:w="110"/>
+              <w:left w:type="dxa" w:w="110"/>
+              <w:bottom w:type="dxa" w:w="110"/>
+              <w:right w:type="dxa" w:w="110"/>
+            </w:tcMar>
+          </w:tcPr>
+          <w:p>
+            <w:pPr>
+              <w:spacing w:after="0" w:before="0"/>
+              <w:jc w:val="center"/>
+            </w:pPr>
+            <w:r>
+              <w:rPr>
+                <w:rFonts w:ascii="Inter" w:cs="Inter" w:eastAsia="Inter" w:hAnsi="Inter"/>
+                <w:b/>
+                <w:bCs/>
+                <w:color w:val="FFFFFF"/>
+                <w:sz w:val="17"/>
+                <w:szCs w:val="17"/>
+              </w:rPr>
+              <w:t xml:space="preserve">Methodius-Blau (#1B2340)</w:t>
+            </w:r>
+          </w:p>
+        </w:tc>
+        <w:tc>
+          <w:tcPr>
+            <w:tcW w:type="dxa" w:w="3024"/>
+            <w:tcBorders>
+              <w:top w:val="single" w:color="FFFFFF" w:sz="12"/>
+              <w:left w:val="single" w:color="FFFFFF" w:sz="12"/>
+              <w:bottom w:val="single" w:color="FFFFFF" w:sz="12"/>
+              <w:right w:val="single" w:color="FFFFFF" w:sz="12"/>
+            </w:tcBorders>
+            <w:shd w:fill="F1ECE2" w:color="auto" w:val="clear"/>
+            <w:tcMar>
+              <w:top w:type="dxa" w:w="110"/>
+              <w:left w:type="dxa" w:w="110"/>
+              <w:bottom w:type="dxa" w:w="110"/>
+              <w:right w:type="dxa" w:w="110"/>
+            </w:tcMar>
+          </w:tcPr>
+          <w:p>
+            <w:pPr>
+              <w:spacing w:after="0" w:before="0"/>
+              <w:jc w:val="center"/>
+            </w:pPr>
+            <w:r>
+              <w:rPr>
+                <w:rFonts w:ascii="Inter" w:cs="Inter" w:eastAsia="Inter" w:hAnsi="Inter"/>
+                <w:b/>
+                <w:bCs/>
+                <w:color w:val="000000"/>
+                <w:sz w:val="17"/>
+                <w:szCs w:val="17"/>
+              </w:rPr>
+              <w:t xml:space="preserve">Methodius-Creme (#F1ECE2)</w:t>
+            </w:r>
+          </w:p>
+        </w:tc>
+      </w:tr>
+      <w:tr>
+        <w:tc>
+          <w:tcPr>
+            <w:tcW w:type="dxa" w:w="3023"/>
+            <w:tcBorders>
+              <w:top w:val="single" w:color="FFFFFF" w:sz="12"/>
+              <w:left w:val="single" w:color="FFFFFF" w:sz="12"/>
+              <w:bottom w:val="single" w:color="FFFFFF" w:sz="12"/>
+              <w:right w:val="single" w:color="FFFFFF" w:sz="12"/>
+            </w:tcBorders>
+            <w:shd w:fill="008000" w:color="auto" w:val="clear"/>
+            <w:tcMar>
+              <w:top w:type="dxa" w:w="110"/>
+              <w:left w:type="dxa" w:w="110"/>
+              <w:bottom w:type="dxa" w:w="110"/>
+              <w:right w:type="dxa" w:w="110"/>
+            </w:tcMar>
+          </w:tcPr>
+          <w:p>
+            <w:pPr>
+              <w:spacing w:after="0" w:before="0"/>
+              <w:jc w:val="center"/>
+            </w:pPr>
+            <w:r>
+              <w:rPr>
+                <w:rFonts w:ascii="Inter" w:cs="Inter" w:eastAsia="Inter" w:hAnsi="Inter"/>
+                <w:b/>
+                <w:bCs/>
+                <w:color w:val="FFFFFF"/>
+                <w:sz w:val="17"/>
+                <w:szCs w:val="17"/>
+              </w:rPr>
+              <w:t xml:space="preserve">Grün (#008000)</w:t>
+            </w:r>
+          </w:p>
+        </w:tc>
+        <w:tc>
+          <w:tcPr>
+            <w:tcW w:type="dxa" w:w="3023"/>
+            <w:tcBorders>
+              <w:top w:val="single" w:color="FFFFFF" w:sz="12"/>
+              <w:left w:val="single" w:color="FFFFFF" w:sz="12"/>
+              <w:bottom w:val="single" w:color="FFFFFF" w:sz="12"/>
+              <w:right w:val="single" w:color="FFFFFF" w:sz="12"/>
+            </w:tcBorders>
+            <w:shd w:fill="FFBF00" w:color="auto" w:val="clear"/>
+            <w:tcMar>
+              <w:top w:type="dxa" w:w="110"/>
+              <w:left w:type="dxa" w:w="110"/>
+              <w:bottom w:type="dxa" w:w="110"/>
+              <w:right w:type="dxa" w:w="110"/>
+            </w:tcMar>
+          </w:tcPr>
+          <w:p>
+            <w:pPr>
+              <w:spacing w:after="0" w:before="0"/>
+              <w:jc w:val="center"/>
+            </w:pPr>
+            <w:r>
+              <w:rPr>
+                <w:rFonts w:ascii="Inter" w:cs="Inter" w:eastAsia="Inter" w:hAnsi="Inter"/>
+                <w:b/>
+                <w:bCs/>
+                <w:color w:val="000000"/>
+                <w:sz w:val="17"/>
+                <w:szCs w:val="17"/>
+              </w:rPr>
+              <w:t xml:space="preserve">Bernstein (#FFBF00)</w:t>
+            </w:r>
+          </w:p>
+        </w:tc>
+        <w:tc>
+          <w:tcPr>
+            <w:tcW w:type="dxa" w:w="3024"/>
+            <w:tcBorders>
+              <w:top w:val="single" w:color="FFFFFF" w:sz="12"/>
+              <w:left w:val="single" w:color="FFFFFF" w:sz="12"/>
+              <w:bottom w:val="single" w:color="FFFFFF" w:sz="12"/>
+              <w:right w:val="single" w:color="FFFFFF" w:sz="12"/>
+            </w:tcBorders>
             <w:shd w:fill="6495ED" w:color="auto" w:val="clear"/>
             <w:tcMar>
               <w:top w:type="dxa" w:w="110"/>
@@ -1005,7 +1127,7 @@
             </w:pPr>
             <w:r>
               <w:rPr>
-                <w:rFonts w:ascii="Arial" w:cs="Arial" w:eastAsia="Arial" w:hAnsi="Arial"/>
+                <w:rFonts w:ascii="Inter" w:cs="Inter" w:eastAsia="Inter" w:hAnsi="Inter"/>
                 <w:b/>
                 <w:bCs/>
                 <w:color w:val="FFFFFF"/>
@@ -1013,183 +1135,6 @@
                 <w:szCs w:val="17"/>
               </w:rPr>
               <w:t xml:space="preserve">Kornblumenblau (#6495ED)</w:t>
-            </w:r>
-          </w:p>
-        </w:tc>
-        <w:tc>
-          <w:tcPr>
-            <w:tcW w:type="dxa" w:w="3023"/>
-            <w:tcBorders>
-              <w:top w:val="single" w:color="FFFFFF" w:sz="12"/>
-              <w:left w:val="single" w:color="FFFFFF" w:sz="12"/>
-              <w:bottom w:val="single" w:color="FFFFFF" w:sz="12"/>
-              <w:right w:val="single" w:color="FFFFFF" w:sz="12"/>
-            </w:tcBorders>
-            <w:shd w:fill="FFBF00" w:color="auto" w:val="clear"/>
-            <w:tcMar>
-              <w:top w:type="dxa" w:w="110"/>
-              <w:left w:type="dxa" w:w="110"/>
-              <w:bottom w:type="dxa" w:w="110"/>
-              <w:right w:type="dxa" w:w="110"/>
-            </w:tcMar>
-          </w:tcPr>
-          <w:p>
-            <w:pPr>
-              <w:spacing w:after="0" w:before="0"/>
-              <w:jc w:val="center"/>
-            </w:pPr>
-            <w:r>
-              <w:rPr>
-                <w:rFonts w:ascii="Arial" w:cs="Arial" w:eastAsia="Arial" w:hAnsi="Arial"/>
-                <w:b/>
-                <w:bCs/>
-                <w:color w:val="000000"/>
-                <w:sz w:val="17"/>
-                <w:szCs w:val="17"/>
-              </w:rPr>
-              <w:t xml:space="preserve">Bernstein (#FFBF00)</w:t>
-            </w:r>
-          </w:p>
-        </w:tc>
-        <w:tc>
-          <w:tcPr>
-            <w:tcW w:type="dxa" w:w="3024"/>
-            <w:tcBorders>
-              <w:top w:val="single" w:color="FFFFFF" w:sz="12"/>
-              <w:left w:val="single" w:color="FFFFFF" w:sz="12"/>
-              <w:bottom w:val="single" w:color="FFFFFF" w:sz="12"/>
-              <w:right w:val="single" w:color="FFFFFF" w:sz="12"/>
-            </w:tcBorders>
-            <w:shd w:fill="008000" w:color="auto" w:val="clear"/>
-            <w:tcMar>
-              <w:top w:type="dxa" w:w="110"/>
-              <w:left w:type="dxa" w:w="110"/>
-              <w:bottom w:type="dxa" w:w="110"/>
-              <w:right w:type="dxa" w:w="110"/>
-            </w:tcMar>
-          </w:tcPr>
-          <w:p>
-            <w:pPr>
-              <w:spacing w:after="0" w:before="0"/>
-              <w:jc w:val="center"/>
-            </w:pPr>
-            <w:r>
-              <w:rPr>
-                <w:rFonts w:ascii="Arial" w:cs="Arial" w:eastAsia="Arial" w:hAnsi="Arial"/>
-                <w:b/>
-                <w:bCs/>
-                <w:color w:val="FFFFFF"/>
-                <w:sz w:val="17"/>
-                <w:szCs w:val="17"/>
-              </w:rPr>
-              <w:t xml:space="preserve">Grün (#008000)</w:t>
-            </w:r>
-          </w:p>
-        </w:tc>
-      </w:tr>
-      <w:tr>
-        <w:tc>
-          <w:tcPr>
-            <w:tcW w:type="dxa" w:w="3023"/>
-            <w:tcBorders>
-              <w:top w:val="single" w:color="FFFFFF" w:sz="12"/>
-              <w:left w:val="single" w:color="FFFFFF" w:sz="12"/>
-              <w:bottom w:val="single" w:color="FFFFFF" w:sz="12"/>
-              <w:right w:val="single" w:color="FFFFFF" w:sz="12"/>
-            </w:tcBorders>
-            <w:shd w:fill="F1ECE2" w:color="auto" w:val="clear"/>
-            <w:tcMar>
-              <w:top w:type="dxa" w:w="110"/>
-              <w:left w:type="dxa" w:w="110"/>
-              <w:bottom w:type="dxa" w:w="110"/>
-              <w:right w:type="dxa" w:w="110"/>
-            </w:tcMar>
-          </w:tcPr>
-          <w:p>
-            <w:pPr>
-              <w:spacing w:after="0" w:before="0"/>
-              <w:jc w:val="center"/>
-            </w:pPr>
-            <w:r>
-              <w:rPr>
-                <w:rFonts w:ascii="Arial" w:cs="Arial" w:eastAsia="Arial" w:hAnsi="Arial"/>
-                <w:b/>
-                <w:bCs/>
-                <w:color w:val="000000"/>
-                <w:sz w:val="17"/>
-                <w:szCs w:val="17"/>
-              </w:rPr>
-              <w:t xml:space="preserve">Methodius-Creme (#F1ECE2)</w:t>
-            </w:r>
-          </w:p>
-        </w:tc>
-        <w:tc>
-          <w:tcPr>
-            <w:tcW w:type="dxa" w:w="3023"/>
-            <w:tcBorders>
-              <w:top w:val="single" w:color="FFFFFF" w:sz="12"/>
-              <w:left w:val="single" w:color="FFFFFF" w:sz="12"/>
-              <w:bottom w:val="single" w:color="FFFFFF" w:sz="12"/>
-              <w:right w:val="single" w:color="FFFFFF" w:sz="12"/>
-            </w:tcBorders>
-            <w:shd w:fill="1B2340" w:color="auto" w:val="clear"/>
-            <w:tcMar>
-              <w:top w:type="dxa" w:w="110"/>
-              <w:left w:type="dxa" w:w="110"/>
-              <w:bottom w:type="dxa" w:w="110"/>
-              <w:right w:type="dxa" w:w="110"/>
-            </w:tcMar>
-          </w:tcPr>
-          <w:p>
-            <w:pPr>
-              <w:spacing w:after="0" w:before="0"/>
-              <w:jc w:val="center"/>
-            </w:pPr>
-            <w:r>
-              <w:rPr>
-                <w:rFonts w:ascii="Arial" w:cs="Arial" w:eastAsia="Arial" w:hAnsi="Arial"/>
-                <w:b/>
-                <w:bCs/>
-                <w:color w:val="FFFFFF"/>
-                <w:sz w:val="17"/>
-                <w:szCs w:val="17"/>
-              </w:rPr>
-              <w:t xml:space="preserve">Methodius-Blau (#1B2340)</w:t>
-            </w:r>
-          </w:p>
-        </w:tc>
-        <w:tc>
-          <w:tcPr>
-            <w:tcW w:type="dxa" w:w="3024"/>
-            <w:tcBorders>
-              <w:top w:val="single" w:color="FFFFFF" w:sz="12"/>
-              <w:left w:val="single" w:color="FFFFFF" w:sz="12"/>
-              <w:bottom w:val="single" w:color="FFFFFF" w:sz="12"/>
-              <w:right w:val="single" w:color="FFFFFF" w:sz="12"/>
-            </w:tcBorders>
-            <w:shd w:fill="B5292C" w:color="auto" w:val="clear"/>
-            <w:tcMar>
-              <w:top w:type="dxa" w:w="110"/>
-              <w:left w:type="dxa" w:w="110"/>
-              <w:bottom w:type="dxa" w:w="110"/>
-              <w:right w:type="dxa" w:w="110"/>
-            </w:tcMar>
-          </w:tcPr>
-          <w:p>
-            <w:pPr>
-              <w:spacing w:after="0" w:before="0"/>
-              <w:jc w:val="center"/>
-            </w:pPr>
-            <w:r>
-              <w:rPr>
-                <w:rFonts w:ascii="Arial" w:cs="Arial" w:eastAsia="Arial" w:hAnsi="Arial"/>
-                <w:b/>
-                <w:bCs/>
-                <w:color w:val="FFFFFF"/>
-                <w:sz w:val="17"/>
-                <w:szCs w:val="17"/>
-              </w:rPr>
-              <w:t xml:space="preserve">Methodius-Rot (#B5292C)</w:t>
             </w:r>
           </w:p>
         </w:tc>
@@ -2038,7 +1983,7 @@
     </w:pPr>
     <w:r>
       <w:rPr>
-        <w:rFonts w:ascii="Arial" w:cs="Arial" w:eastAsia="Arial" w:hAnsi="Arial"/>
+        <w:rFonts w:ascii="Inter" w:cs="Inter" w:eastAsia="Inter" w:hAnsi="Inter"/>
         <w:b/>
         <w:bCs/>
         <w:color w:val="B5292C"/>
@@ -2049,7 +1994,7 @@
     </w:r>
     <w:r>
       <w:rPr>
-        <w:rFonts w:ascii="Times New Roman" w:cs="Times New Roman" w:eastAsia="Times New Roman" w:hAnsi="Times New Roman"/>
+        <w:rFonts w:ascii="Inter" w:cs="Inter" w:eastAsia="Inter" w:hAnsi="Inter"/>
         <w:color w:val="6B6B6B"/>
         <w:sz w:val="16"/>
         <w:szCs w:val="16"/>
@@ -2205,7 +2150,7 @@
   <w:docDefaults>
     <w:rPrDefault>
       <w:rPr>
-        <w:rFonts w:ascii="Times New Roman" w:cs="Times New Roman" w:eastAsia="Times New Roman" w:hAnsi="Times New Roman"/>
+        <w:rFonts w:ascii="Inter" w:cs="Inter" w:eastAsia="Inter" w:hAnsi="Inter"/>
         <w:sz w:val="22"/>
         <w:szCs w:val="22"/>
       </w:rPr>
@@ -2396,7 +2341,7 @@
       <w:spacing w:after="200" w:before="160" w:line="250"/>
     </w:pPr>
     <w:rPr>
-      <w:rFonts w:ascii="Times New Roman" w:cs="Times New Roman" w:eastAsia="Times New Roman" w:hAnsi="Times New Roman"/>
+      <w:rFonts w:ascii="Inter" w:cs="Inter" w:eastAsia="Inter" w:hAnsi="Inter"/>
       <w:b/>
       <w:bCs/>
       <w:color w:val="1B2340"/>
@@ -2420,7 +2365,7 @@
       <w:outlineLvl w:val="0"/>
     </w:pPr>
     <w:rPr>
-      <w:rFonts w:ascii="Times New Roman" w:cs="Times New Roman" w:eastAsia="Times New Roman" w:hAnsi="Times New Roman"/>
+      <w:rFonts w:ascii="Inter" w:cs="Inter" w:eastAsia="Inter" w:hAnsi="Inter"/>
       <w:b/>
       <w:bCs/>
       <w:color w:val="1B2340"/>
@@ -2444,7 +2389,7 @@
       <w:outlineLvl w:val="1"/>
     </w:pPr>
     <w:rPr>
-      <w:rFonts w:ascii="Times New Roman" w:cs="Times New Roman" w:eastAsia="Times New Roman" w:hAnsi="Times New Roman"/>
+      <w:rFonts w:ascii="Inter" w:cs="Inter" w:eastAsia="Inter" w:hAnsi="Inter"/>
       <w:b/>
       <w:bCs/>
       <w:color w:val="1B2340"/>
@@ -2463,7 +2408,7 @@
       <w:outlineLvl w:val="2"/>
     </w:pPr>
     <w:rPr>
-      <w:rFonts w:ascii="Times New Roman" w:cs="Times New Roman" w:eastAsia="Times New Roman" w:hAnsi="Times New Roman"/>
+      <w:rFonts w:ascii="Inter" w:cs="Inter" w:eastAsia="Inter" w:hAnsi="Inter"/>
       <w:b/>
       <w:bCs/>
       <w:color w:val="1B2340"/>
@@ -2482,7 +2427,7 @@
       <w:outlineLvl w:val="0"/>
     </w:pPr>
     <w:rPr>
-      <w:rFonts w:ascii="Times New Roman" w:cs="Times New Roman" w:eastAsia="Times New Roman" w:hAnsi="Times New Roman"/>
+      <w:rFonts w:ascii="Inter" w:cs="Inter" w:eastAsia="Inter" w:hAnsi="Inter"/>
       <w:b/>
       <w:bCs/>
       <w:color w:val="1B2340"/>
@@ -2501,7 +2446,7 @@
       <w:outlineLvl w:val="1"/>
     </w:pPr>
     <w:rPr>
-      <w:rFonts w:ascii="Times New Roman" w:cs="Times New Roman" w:eastAsia="Times New Roman" w:hAnsi="Times New Roman"/>
+      <w:rFonts w:ascii="Inter" w:cs="Inter" w:eastAsia="Inter" w:hAnsi="Inter"/>
       <w:b/>
       <w:bCs/>
       <w:color w:val="1B2340"/>
@@ -2522,7 +2467,7 @@
       <w:ind w:left="200"/>
     </w:pPr>
     <w:rPr>
-      <w:rFonts w:ascii="Times New Roman" w:cs="Times New Roman" w:eastAsia="Times New Roman" w:hAnsi="Times New Roman"/>
+      <w:rFonts w:ascii="Inter" w:cs="Inter" w:eastAsia="Inter" w:hAnsi="Inter"/>
       <w:i/>
       <w:iCs/>
       <w:color w:val="6B6B6B"/>
@@ -2540,7 +2485,7 @@
       <w:spacing w:after="60" w:before="280"/>
     </w:pPr>
     <w:rPr>
-      <w:rFonts w:ascii="Arial" w:cs="Arial" w:eastAsia="Arial" w:hAnsi="Arial"/>
+      <w:rFonts w:ascii="Inter" w:cs="Inter" w:eastAsia="Inter" w:hAnsi="Inter"/>
       <w:b/>
       <w:bCs/>
       <w:caps/>
@@ -2560,7 +2505,7 @@
       <w:jc w:val="center"/>
     </w:pPr>
     <w:rPr>
-      <w:rFonts w:ascii="Times New Roman" w:cs="Times New Roman" w:eastAsia="Times New Roman" w:hAnsi="Times New Roman"/>
+      <w:rFonts w:ascii="Inter" w:cs="Inter" w:eastAsia="Inter" w:hAnsi="Inter"/>
       <w:color w:val="000000"/>
       <w:sz w:val="20"/>
       <w:szCs w:val="20"/>
@@ -2576,7 +2521,7 @@
       <w:ind w:left="480" w:hanging="480"/>
     </w:pPr>
     <w:rPr>
-      <w:rFonts w:ascii="Times New Roman" w:cs="Times New Roman" w:eastAsia="Times New Roman" w:hAnsi="Times New Roman"/>
+      <w:rFonts w:ascii="Inter" w:cs="Inter" w:eastAsia="Inter" w:hAnsi="Inter"/>
       <w:sz w:val="21"/>
       <w:szCs w:val="21"/>
     </w:rPr>
